--- a/policies/build/chapters_v2/COP/HCO_COP_17_v2_REWRITE_DRAFT.docx
+++ b/policies/build/chapters_v2/COP/HCO_COP_17_v2_REWRITE_DRAFT.docx
@@ -1395,14 +1395,6 @@
         <w:pStyle w:val="ListNumber"/>
       </w:pPr>
       <w:r>
-        <w:t>Guidebook interpretation supplied for COP.17.a through COP.17.d.</w:t>
-      </w:r>
-    </w:p>
-    <w:p>
-      <w:pPr>
-        <w:pStyle w:val="ListNumber"/>
-      </w:pPr>
-      <w:r>
         <w:t>World Health Organization. WHO pain ladder scale — governing framework for pain management technique categories (COP.17.d).</w:t>
       </w:r>
     </w:p>

--- a/policies/build/chapters_v2/COP/HCO_COP_17_v2_REWRITE_DRAFT.docx
+++ b/policies/build/chapters_v2/COP/HCO_COP_17_v2_REWRITE_DRAFT.docx
@@ -1395,7 +1395,19 @@
         <w:pStyle w:val="ListNumber"/>
       </w:pPr>
       <w:r>
-        <w:t>World Health Organization. WHO pain ladder scale — governing framework for pain management technique categories (COP.17.d).</w:t>
+        <w:t xml:space="preserve">World Health Organization. (2018). </w:t>
+      </w:r>
+      <w:hyperlink r:id="rId9">
+        <w:r>
+          <w:rPr>
+            <w:color w:val="0563C1"/>
+            <w:u w:val="single"/>
+          </w:rPr>
+          <w:t>https://apps.who.int/iris/handle/10665/279700</w:t>
+        </w:r>
+      </w:hyperlink>
+      <w:r>
+        <w:t xml:space="preserve"> WHO Guidelines for the Pharmacological and Radiotherapeutic Management of Cancer Pain in Adults and Adolescents — source of the pain-ladder framework for pain management technique categories (COP.17.d).</w:t>
       </w:r>
     </w:p>
     <w:p>
@@ -1407,9 +1419,23 @@
       </w:r>
     </w:p>
     <w:p>
-      <w:pPr/>
       <w:r>
-        <w:t>This policy reorganises the supplied COP.17 objective elements and approved plain-language content into policy format. No formal stop-work section is included — COP.17 is not in the accreditation stop-work proposals. The fifth-vital-sign framing is stated explicitly in the Statement of intent, Section 3, Section 5.2, and the training section. The two detailed-assessment triggers are preserved separately and kept distinct: (1) pain as predominant or main symptom, and (2) all post-operative patients regardless of symptom presentation. The two scope exclusions from the Guidebook — chest pain from angina and pain with a physiological cause such as labour pain — are preserved in Section 5.3 and the Non-negotiable rules. The five assessment content elements (intensity using age-appropriate validated scale, character, frequency, location, duration and referral/radiation) are preserved exactly. The four WHO pain ladder technique categories (non-pharmacological, medical, surgical, anaesthetic) are all present in Section 5.4, the traceability table, and the training section.</w:t>
+        <w:t>This document is a template prepared for the guidance of «Hospital Name» and must be reviewed, adapted and formally approved by «Hospital Name» before use. Every entry marked ________ must be completed before the document is issued.</w:t>
+      </w:r>
+    </w:p>
+    <w:p>
+      <w:r>
+        <w:t>The requirements in this document are accreditation requirements of the NABH Full Accreditation Standards for Hospitals, 6th Edition, not duties under a named Act of Parliament. Statutory duties that arise under other documents of «Hospital Name» remain those documents. «Hospital Name» is responsible for verifying any statutory duty that applies to it; this document does not constitute legal advice.</w:t>
+      </w:r>
+    </w:p>
+    <w:p>
+      <w:r>
+        <w:t>The clinical and technical content reflects recognised national and international guidance current at the date of preparation. «Hospital Name» remains responsible for verifying that it is current and consistent with the edition of the accreditation standard against which it is being assessed.</w:t>
+      </w:r>
+    </w:p>
+    <w:p>
+      <w:r>
+        <w:t>This document is not issued by, endorsed by, or affiliated with NABH or any other body named in it. Wording is original; no text has been reproduced from the standards, rules or guidelines referenced.</w:t>
       </w:r>
     </w:p>
     <w:sectPr>
